--- a/zhs/docx/081.content.docx
+++ b/zhs/docx/081.content.docx
@@ -218,18 +218,12 @@
         </w:rPr>
         <w:t>意味着与神同在的生命，永远不会结束。永生是神赐给祂儿女的礼物，如果他们</w:t>
       </w:r>
-      <w:hyperlink r:id="rId13">
-        <w:r>
-          <w:rPr>
-            <w:lang w:val="zh_CN" w:bidi="zh_CN"/>
-          </w:rPr>
-          <w:rPr>
-            <w:color w:val="0000EE"/>
-            <w:u w:val="single"/>
-          </w:rPr>
-          <w:t>信</w:t>
-        </w:r>
-      </w:hyperlink>
+      <w:r>
+        <w:rPr>
+          <w:lang w:val="zh_CN" w:bidi="zh_CN"/>
+        </w:rPr>
+        <w:t>信</w:t>
+      </w:r>
       <w:r>
         <w:rPr>
           <w:lang w:val="zh_CN" w:bidi="zh_CN"/>
@@ -248,38 +242,14 @@
         <w:rPr>
           <w:lang w:val="zh_CN" w:bidi="zh_CN"/>
         </w:rPr>
-        <w:t>永生是一个比普通的生命更好、更丰富的生命。没有永生这个礼物，我们可能活着和呼吸，但这只是物质的生命，它在我们死的时候结束。但神赐给我们的永生永远不会结束！它从现在开始，改变我们，使我们有可能生活在与神亲密的</w:t>
+        <w:t>永生是一个比普通的生命更好、更丰富的生命。没有永生这个礼物，我们可能活着和呼吸，但这只是物质的生命，它在我们死的时候结束。但神赐给我们的永生永远不会结束！它从现在开始，改变我们，使我们有可能生活在与神亲密的关系中。当耶稣再来并建立祂的</w:t>
       </w:r>
-      <w:hyperlink r:id="rId14">
-        <w:r>
-          <w:rPr>
-            <w:lang w:val="zh_CN" w:bidi="zh_CN"/>
-          </w:rPr>
-          <w:rPr>
-            <w:color w:val="0000EE"/>
-            <w:u w:val="single"/>
-          </w:rPr>
-          <w:t>关系</w:t>
-        </w:r>
-      </w:hyperlink>
       <w:r>
         <w:rPr>
           <w:lang w:val="zh_CN" w:bidi="zh_CN"/>
         </w:rPr>
-        <w:t>中。当耶稣再来并建立祂的</w:t>
+        <w:t>国度</w:t>
       </w:r>
-      <w:hyperlink r:id="rId15">
-        <w:r>
-          <w:rPr>
-            <w:lang w:val="zh_CN" w:bidi="zh_CN"/>
-          </w:rPr>
-          <w:rPr>
-            <w:color w:val="0000EE"/>
-            <w:u w:val="single"/>
-          </w:rPr>
-          <w:t>国度</w:t>
-        </w:r>
-      </w:hyperlink>
       <w:r>
         <w:rPr>
           <w:lang w:val="zh_CN" w:bidi="zh_CN"/>
@@ -339,7 +309,7 @@
           <w:lang w:val="zh_CN" w:bidi="zh_CN"/>
         </w:rPr>
       </w:r>
-      <w:hyperlink r:id="rId16">
+      <w:hyperlink r:id="rId13">
         <w:r>
           <w:rPr>
             <w:lang w:val="zh_CN" w:bidi="zh_CN"/>

--- a/zhs/docx/081.content.docx
+++ b/zhs/docx/081.content.docx
@@ -255,77 +255,6 @@
           <w:lang w:val="zh_CN" w:bidi="zh_CN"/>
         </w:rPr>
         <w:t>时，我们也将与祂永远同在。那是来自神的礼物：将来的生命，也是现在就已经有的真正的生命！</w:t>
-      </w:r>
-      <w:r>
-        <w:rPr>
-          <w:lang w:val="zh_CN" w:bidi="zh_CN"/>
-        </w:rPr>
-      </w:r>
-      <w:r>
-        <w:rPr>
-          <w:lang w:val="zh_CN" w:bidi="zh_CN"/>
-        </w:rPr>
-      </w:r>
-    </w:p>
-    <w:p>
-      <w:pPr/>
-      <w:r>
-        <w:rPr>
-          <w:lang w:val="zh_CN" w:bidi="zh_CN"/>
-        </w:rPr>
-      </w:r>
-    </w:p>
-    <w:p>
-      <w:pPr>
-        <w:pStyle w:val="Heading2"/>
-      </w:pPr>
-      <w:r>
-        <w:rPr>
-          <w:lang w:val="zh_CN" w:bidi="zh_CN"/>
-        </w:rPr>
-        <w:t>永生</w:t>
-      </w:r>
-      <w:r>
-        <w:rPr>
-          <w:lang w:val="zh_CN" w:bidi="zh_CN"/>
-        </w:rPr>
-      </w:r>
-    </w:p>
-    <w:p>
-      <w:pPr>
-        <w:pStyle w:val="Heading4"/>
-      </w:pPr>
-      <w:r>
-        <w:rPr>
-          <w:lang w:val="zh_CN" w:bidi="zh_CN"/>
-        </w:rPr>
-        <w:t>Audio Content</w:t>
-      </w:r>
-    </w:p>
-    <w:p>
-      <w:pPr/>
-      <w:r>
-        <w:rPr>
-          <w:lang w:val="zh_CN" w:bidi="zh_CN"/>
-        </w:rPr>
-      </w:r>
-      <w:hyperlink r:id="rId13">
-        <w:r>
-          <w:rPr>
-            <w:lang w:val="zh_CN" w:bidi="zh_CN"/>
-          </w:rPr>
-          <w:rPr>
-            <w:color w:val="0000EE"/>
-            <w:u w:val="single"/>
-          </w:rPr>
-          <w:t>mp3 file</w:t>
-        </w:r>
-      </w:hyperlink>
-      <w:r>
-        <w:rPr>
-          <w:lang w:val="zh_CN" w:bidi="zh_CN"/>
-        </w:rPr>
-        <w:t xml:space="preserve"> (None KB)</w:t>
       </w:r>
       <w:r>
         <w:rPr>

--- a/zhs/docx/081.content.docx
+++ b/zhs/docx/081.content.docx
@@ -218,12 +218,18 @@
         </w:rPr>
         <w:t>意味着与神同在的生命，永远不会结束。永生是神赐给祂儿女的礼物，如果他们</w:t>
       </w:r>
-      <w:r>
-        <w:rPr>
-          <w:lang w:val="zh_CN" w:bidi="zh_CN"/>
-        </w:rPr>
-        <w:t>信</w:t>
-      </w:r>
+      <w:hyperlink r:id="rId13">
+        <w:r>
+          <w:rPr>
+            <w:lang w:val="zh_CN" w:bidi="zh_CN"/>
+          </w:rPr>
+          <w:rPr>
+            <w:color w:val="0000EE"/>
+            <w:u w:val="single"/>
+          </w:rPr>
+          <w:t>信</w:t>
+        </w:r>
+      </w:hyperlink>
       <w:r>
         <w:rPr>
           <w:lang w:val="zh_CN" w:bidi="zh_CN"/>
@@ -242,14 +248,38 @@
         <w:rPr>
           <w:lang w:val="zh_CN" w:bidi="zh_CN"/>
         </w:rPr>
-        <w:t>永生是一个比普通的生命更好、更丰富的生命。没有永生这个礼物，我们可能活着和呼吸，但这只是物质的生命，它在我们死的时候结束。但神赐给我们的永生永远不会结束！它从现在开始，改变我们，使我们有可能生活在与神亲密的关系中。当耶稣再来并建立祂的</w:t>
+        <w:t>永生是一个比普通的生命更好、更丰富的生命。没有永生这个礼物，我们可能活着和呼吸，但这只是物质的生命，它在我们死的时候结束。但神赐给我们的永生永远不会结束！它从现在开始，改变我们，使我们有可能生活在与神亲密的</w:t>
       </w:r>
+      <w:hyperlink r:id="rId14">
+        <w:r>
+          <w:rPr>
+            <w:lang w:val="zh_CN" w:bidi="zh_CN"/>
+          </w:rPr>
+          <w:rPr>
+            <w:color w:val="0000EE"/>
+            <w:u w:val="single"/>
+          </w:rPr>
+          <w:t>关系</w:t>
+        </w:r>
+      </w:hyperlink>
       <w:r>
         <w:rPr>
           <w:lang w:val="zh_CN" w:bidi="zh_CN"/>
         </w:rPr>
-        <w:t>国度</w:t>
+        <w:t>中。当耶稣再来并建立祂的</w:t>
       </w:r>
+      <w:hyperlink r:id="rId15">
+        <w:r>
+          <w:rPr>
+            <w:lang w:val="zh_CN" w:bidi="zh_CN"/>
+          </w:rPr>
+          <w:rPr>
+            <w:color w:val="0000EE"/>
+            <w:u w:val="single"/>
+          </w:rPr>
+          <w:t>国度</w:t>
+        </w:r>
+      </w:hyperlink>
       <w:r>
         <w:rPr>
           <w:lang w:val="zh_CN" w:bidi="zh_CN"/>
